--- a/pr-preview/pr-223/data-handout-tracked-changes.docx
+++ b/pr-preview/pr-223/data-handout-tracked-changes.docx
@@ -16,7 +16,7 @@
       </w:pPr>
       <w:del w:id="1" w:author="PR Preview" w:date="2026-01-01T00:00:00Z">
         <w:r>
-          <w:delText xml:space="preserve">Last modified: 2026-10-15 15:19:11 (PDT)</w:delText>
+          <w:delText xml:space="preserve">Last modified: 2026-10-16 03:31:39 (PDT)</w:delText>
         </w:r>
       </w:del>
     </w:p>
@@ -26,7 +26,7 @@
       </w:pPr>
       <w:ins w:id="2" w:author="PR Preview" w:date="2026-01-01T00:00:00Z">
         <w:r>
-          <w:t xml:space="preserve">Last modified: 2026-10-15 15:15:08 (PDT)</w:t>
+          <w:t xml:space="preserve">Last modified: 2026-10-16 03:35:32 (PDT)</w:t>
         </w:r>
       </w:ins>
     </w:p>
@@ -1054,7 +1054,7 @@
     </w:p>
     <w:bookmarkEnd w:id="28"/>
     <w:bookmarkEnd w:id="29"/>
-    <w:bookmarkStart w:id="43" w:name="sec-dummy-coding"/>
+    <w:bookmarkStart w:id="41" w:name="sec-dummy-coding"/>
     <w:p>
       <w:pPr>
         <w:pStyle w:val="Heading2"/>
@@ -1267,31 +1267,25 @@
         <w:t xml:space="preserve">are a numeric representation of a categorical variable.</w:t>
       </w:r>
     </w:p>
+    <w:p>
+      <w:pPr>
+        <w:pStyle w:val="BodyText"/>
+      </w:pPr>
+      <w:r>
+        <w:t xml:space="preserve">Source:</w:t>
+      </w:r>
+      <w:r>
+        <w:t xml:space="preserve"> </w:t>
+      </w:r>
+      <w:r>
+        <w:t xml:space="preserve">Dobson and Barnett (2018, sec. 2.4)</w:t>
+      </w:r>
+      <w:r>
+        <w:t xml:space="preserve">.</w:t>
+      </w:r>
+    </w:p>
     <w:bookmarkEnd w:id="32"/>
-    <w:bookmarkStart w:id="33" w:name="rem-source-dummy-variable"/>
-    <w:p>
-      <w:pPr>
-        <w:pStyle w:val="BodyText"/>
-      </w:pPr>
-      <w:r>
-        <w:rPr>
-          <w:i/>
-          <w:iCs/>
-        </w:rPr>
-        <w:t xml:space="preserve">Remark 3</w:t>
-      </w:r>
-      <w:r>
-        <w:t xml:space="preserve"> (Source: Dummy variables). </w:t>
-      </w:r>
-      <w:r>
-        <w:t xml:space="preserve">Dobson and Barnett (2018, sec. 2.4)</w:t>
-      </w:r>
-      <w:r>
-        <w:t xml:space="preserve">.</w:t>
-      </w:r>
-    </w:p>
-    <w:bookmarkEnd w:id="33"/>
-    <w:bookmarkStart w:id="34" w:name="exm-dummy-sex"/>
+    <w:bookmarkStart w:id="33" w:name="exm-dummy-sex"/>
     <w:p>
       <w:pPr>
         <w:pStyle w:val="BodyText"/>
@@ -1598,8 +1592,8 @@
         <w:t xml:space="preserve">.</w:t>
       </w:r>
     </w:p>
-    <w:bookmarkEnd w:id="34"/>
-    <w:bookmarkStart w:id="35" w:name="rem-dummy-other-codings"/>
+    <w:bookmarkEnd w:id="33"/>
+    <w:bookmarkStart w:id="34" w:name="rem-dummy-other-codings"/>
     <w:p>
       <w:pPr>
         <w:pStyle w:val="BodyText"/>
@@ -1609,7 +1603,7 @@
           <w:i/>
           <w:iCs/>
         </w:rPr>
-        <w:t xml:space="preserve">Remark 4</w:t>
+        <w:t xml:space="preserve">Remark 3</w:t>
       </w:r>
       <w:r>
         <w:t xml:space="preserve"> (Other ways to code dummy variables). </w:t>
@@ -1731,8 +1725,8 @@
         <w:t xml:space="preserve">, section 2.4, for details.</w:t>
       </w:r>
     </w:p>
-    <w:bookmarkEnd w:id="35"/>
-    <w:bookmarkStart w:id="36" w:name="def-indicator-variable"/>
+    <w:bookmarkEnd w:id="34"/>
+    <w:bookmarkStart w:id="35" w:name="def-indicator-variable"/>
     <w:p>
       <w:pPr>
         <w:pStyle w:val="BodyText"/>
@@ -1784,21 +1778,15 @@
         <w:t xml:space="preserve">whose only values are 0 and 1.</w:t>
       </w:r>
     </w:p>
-    <w:bookmarkEnd w:id="36"/>
-    <w:bookmarkStart w:id="37" w:name="rem-source-indicator-variable"/>
     <w:p>
       <w:pPr>
         <w:pStyle w:val="BodyText"/>
       </w:pPr>
       <w:r>
-        <w:rPr>
-          <w:i/>
-          <w:iCs/>
-        </w:rPr>
-        <w:t xml:space="preserve">Remark 5</w:t>
-      </w:r>
-      <w:r>
-        <w:t xml:space="preserve"> (Source: Indicator variable). </w:t>
+        <w:t xml:space="preserve">Source:</w:t>
+      </w:r>
+      <w:r>
+        <w:t xml:space="preserve"> </w:t>
       </w:r>
       <w:r>
         <w:t xml:space="preserve">Dobson and Barnett (2018, sec. 2.4)</w:t>
@@ -1807,8 +1795,8 @@
         <w:t xml:space="preserve">.</w:t>
       </w:r>
     </w:p>
-    <w:bookmarkEnd w:id="37"/>
-    <w:bookmarkStart w:id="38" w:name="exm-indicator-sex"/>
+    <w:bookmarkEnd w:id="35"/>
+    <w:bookmarkStart w:id="36" w:name="exm-indicator-sex"/>
     <w:p>
       <w:pPr>
         <w:pStyle w:val="BodyText"/>
@@ -1919,15 +1907,15 @@
           <w:rPr>
             <w:rStyle w:val="Hyperlink"/>
           </w:rPr>
-          <w:t xml:space="preserve">Remark 4</w:t>
+          <w:t xml:space="preserve">Remark 3</w:t>
         </w:r>
       </w:hyperlink>
       <w:r>
         <w:t xml:space="preserve">) is not an indicator variable.</w:t>
       </w:r>
     </w:p>
-    <w:bookmarkEnd w:id="38"/>
-    <w:bookmarkStart w:id="39" w:name="def-reference-level"/>
+    <w:bookmarkEnd w:id="36"/>
+    <w:bookmarkStart w:id="37" w:name="def-reference-level"/>
     <w:p>
       <w:pPr>
         <w:pStyle w:val="BodyText"/>
@@ -1994,8 +1982,8 @@
         <w:t xml:space="preserve">for every indicator variable of that categorical variable.</w:t>
       </w:r>
     </w:p>
-    <w:bookmarkEnd w:id="39"/>
-    <w:bookmarkStart w:id="40" w:name="rem-source-reference-level"/>
+    <w:bookmarkEnd w:id="37"/>
+    <w:bookmarkStart w:id="38" w:name="rem-source-reference-level"/>
     <w:p>
       <w:pPr>
         <w:pStyle w:val="BodyText"/>
@@ -2005,7 +1993,7 @@
           <w:i/>
           <w:iCs/>
         </w:rPr>
-        <w:t xml:space="preserve">Remark 6</w:t>
+        <w:t xml:space="preserve">Remark 4</w:t>
       </w:r>
       <w:r>
         <w:t xml:space="preserve"> (Source: Reference level). </w:t>
@@ -2017,8 +2005,8 @@
         <w:t xml:space="preserve">, who call this the corner point parameterization.</w:t>
       </w:r>
     </w:p>
-    <w:bookmarkEnd w:id="40"/>
-    <w:bookmarkStart w:id="41" w:name="exm-reference-level-sex"/>
+    <w:bookmarkEnd w:id="38"/>
+    <w:bookmarkStart w:id="39" w:name="exm-reference-level-sex"/>
     <w:p>
       <w:pPr>
         <w:pStyle w:val="BodyText"/>
@@ -2185,8 +2173,8 @@
         <w:t xml:space="preserve">is the reference level.</w:t>
       </w:r>
     </w:p>
-    <w:bookmarkEnd w:id="41"/>
-    <w:bookmarkStart w:id="42" w:name="rem-reference-level-choice"/>
+    <w:bookmarkEnd w:id="39"/>
+    <w:bookmarkStart w:id="40" w:name="rem-reference-level-choice"/>
     <w:p>
       <w:pPr>
         <w:pStyle w:val="BodyText"/>
@@ -2196,7 +2184,7 @@
           <w:i/>
           <w:iCs/>
         </w:rPr>
-        <w:t xml:space="preserve">Remark 7</w:t>
+        <w:t xml:space="preserve">Remark 5</w:t>
       </w:r>
       <w:r>
         <w:t xml:space="preserve"> (Any category can be the reference level). </w:t>
@@ -2284,9 +2272,9 @@
         <w:t xml:space="preserve">Both choices describe the same two groups.</w:t>
       </w:r>
     </w:p>
-    <w:bookmarkEnd w:id="42"/>
-    <w:bookmarkEnd w:id="43"/>
-    <w:bookmarkStart w:id="51" w:name="taxonomy-of-variable-types"/>
+    <w:bookmarkEnd w:id="40"/>
+    <w:bookmarkEnd w:id="41"/>
+    <w:bookmarkStart w:id="49" w:name="taxonomy-of-variable-types"/>
     <w:p>
       <w:pPr>
         <w:pStyle w:val="Heading2"/>
@@ -2327,7 +2315,7 @@
       <w:tr>
         <w:tc>
           <w:tcPr/>
-          <w:bookmarkStart w:id="47" w:name="fig-var-taxonomy"/>
+          <w:bookmarkStart w:id="45" w:name="fig-var-taxonomy"/>
           <w:p>
             <w:pPr>
               <w:pStyle w:val="SourceCode"/>
@@ -5517,18 +5505,18 @@
                 <wp:inline>
                   <wp:extent cx="4620126" cy="3696101"/>
                   <wp:effectExtent b="0" l="0" r="0" t="0"/>
-                  <wp:docPr descr="" title="" id="45" name="Picture"/>
+                  <wp:docPr descr="" title="" id="43" name="Picture"/>
                   <a:graphic>
                     <a:graphicData uri="http://schemas.openxmlformats.org/drawingml/2006/picture">
                       <pic:pic>
                         <pic:nvPicPr>
-                          <pic:cNvPr descr="data_files/figure-docx/unnamed-chunk-1-1.png" id="46" name="Picture"/>
+                          <pic:cNvPr descr="data_files/figure-docx/unnamed-chunk-1-1.png" id="44" name="Picture"/>
                           <pic:cNvPicPr>
                             <a:picLocks noChangeArrowheads="1" noChangeAspect="1"/>
                           </pic:cNvPicPr>
                         </pic:nvPicPr>
                         <pic:blipFill>
-                          <a:blip r:embed="rId44"/>
+                          <a:blip r:embed="rId42"/>
                           <a:stretch>
                             <a:fillRect/>
                           </a:stretch>
@@ -5580,7 +5568,7 @@
               <w:t xml:space="preserve">binary, nominal, and ordinal variables are discrete and categorical.</w:t>
             </w:r>
           </w:p>
-          <w:bookmarkEnd w:id="47"/>
+          <w:bookmarkEnd w:id="45"/>
         </w:tc>
       </w:tr>
     </w:tbl>
@@ -5633,18 +5621,18 @@
                 <wp:inline>
                   <wp:extent cx="152400" cy="152400"/>
                   <wp:effectExtent b="0" l="0" r="0" t="0"/>
-                  <wp:docPr descr="" title="" id="49" name="Picture"/>
+                  <wp:docPr descr="" title="" id="47" name="Picture"/>
                   <a:graphic>
                     <a:graphicData uri="http://schemas.openxmlformats.org/drawingml/2006/picture">
                       <pic:pic>
                         <pic:nvPicPr>
-                          <pic:cNvPr descr="/opt/quarto/share/formats/docx/note.png" id="50" name="Picture"/>
+                          <pic:cNvPr descr="/opt/quarto/share/formats/docx/note.png" id="48" name="Picture"/>
                           <pic:cNvPicPr>
                             <a:picLocks noChangeArrowheads="1" noChangeAspect="1"/>
                           </pic:cNvPicPr>
                         </pic:nvPicPr>
                         <pic:blipFill>
-                          <a:blip r:embed="rId48"/>
+                          <a:blip r:embed="rId46"/>
                           <a:stretch>
                             <a:fillRect/>
                           </a:stretch>
@@ -5732,8 +5720,8 @@
         </w:tc>
       </w:tr>
     </w:tbl>
-    <w:bookmarkEnd w:id="51"/>
-    <w:bookmarkStart w:id="53" w:name="variables-in-the-wcgs-dataset"/>
+    <w:bookmarkEnd w:id="49"/>
+    <w:bookmarkStart w:id="51" w:name="variables-in-the-wcgs-dataset"/>
     <w:p>
       <w:pPr>
         <w:pStyle w:val="Heading2"/>
@@ -5780,7 +5768,7 @@
       <w:tr>
         <w:tc>
           <w:tcPr/>
-          <w:bookmarkStart w:id="52" w:name="tbl-wcgs-vartypes"/>
+          <w:bookmarkStart w:id="50" w:name="tbl-wcgs-vartypes"/>
           <w:p>
             <w:pPr>
               <w:jc w:val="center"/>
@@ -7480,13 +7468,13 @@
               </w:tc>
             </w:tr>
           </w:tbl>
-          <w:bookmarkEnd w:id="52"/>
+          <w:bookmarkEnd w:id="50"/>
           <w:p/>
         </w:tc>
       </w:tr>
     </w:tbl>
-    <w:bookmarkEnd w:id="53"/>
-    <w:bookmarkStart w:id="65" w:name="random-variables"/>
+    <w:bookmarkEnd w:id="51"/>
+    <w:bookmarkStart w:id="63" w:name="random-variables"/>
     <w:p>
       <w:pPr>
         <w:pStyle w:val="Heading2"/>
@@ -7495,7 +7483,7 @@
         <w:t xml:space="preserve">5 Random variables</w:t>
       </w:r>
     </w:p>
-    <w:bookmarkStart w:id="57" w:name="sec-binary-vars"/>
+    <w:bookmarkStart w:id="55" w:name="sec-binary-vars"/>
     <w:p>
       <w:pPr>
         <w:pStyle w:val="Heading3"/>
@@ -7504,7 +7492,7 @@
         <w:t xml:space="preserve">5.1 Binary variables</w:t>
       </w:r>
     </w:p>
-    <w:bookmarkStart w:id="54" w:name="def-binary"/>
+    <w:bookmarkStart w:id="52" w:name="def-binary"/>
     <w:p>
       <w:pPr>
         <w:pStyle w:val="FirstParagraph"/>
@@ -7539,8 +7527,8 @@
         <w:t xml:space="preserve">is a random variable which has only two possible values in its range.</w:t>
       </w:r>
     </w:p>
-    <w:bookmarkEnd w:id="54"/>
-    <w:bookmarkStart w:id="55" w:name="exr-binary-examples"/>
+    <w:bookmarkEnd w:id="52"/>
+    <w:bookmarkStart w:id="53" w:name="exr-binary-examples"/>
     <w:p>
       <w:pPr>
         <w:pStyle w:val="BodyText"/>
@@ -7559,8 +7547,8 @@
         <w:t xml:space="preserve">What are some examples of binary variables in health sciences and data science?</w:t>
       </w:r>
     </w:p>
-    <w:bookmarkEnd w:id="55"/>
-    <w:bookmarkStart w:id="56" w:name="sol-binary-examples"/>
+    <w:bookmarkEnd w:id="53"/>
+    <w:bookmarkStart w:id="54" w:name="sol-binary-examples"/>
     <w:p>
       <w:pPr>
         <w:pStyle w:val="BodyText"/>
@@ -7651,9 +7639,9 @@
         <w:t xml:space="preserve">vital status (dead vs alive)</w:t>
       </w:r>
     </w:p>
-    <w:bookmarkEnd w:id="56"/>
-    <w:bookmarkEnd w:id="57"/>
-    <w:bookmarkStart w:id="64" w:name="sec-count-vars"/>
+    <w:bookmarkEnd w:id="54"/>
+    <w:bookmarkEnd w:id="55"/>
+    <w:bookmarkStart w:id="62" w:name="sec-count-vars"/>
     <w:p>
       <w:pPr>
         <w:pStyle w:val="Heading3"/>
@@ -7662,7 +7650,7 @@
         <w:t xml:space="preserve">5.2 Count variables</w:t>
       </w:r>
     </w:p>
-    <w:bookmarkStart w:id="58" w:name="def-count"/>
+    <w:bookmarkStart w:id="56" w:name="def-count"/>
     <w:p>
       <w:pPr>
         <w:pStyle w:val="FirstParagraph"/>
@@ -7770,8 +7758,8 @@
         </m:oMath>
       </m:oMathPara>
     </w:p>
-    <w:bookmarkEnd w:id="58"/>
-    <w:bookmarkStart w:id="59" w:name="exr-count-examples"/>
+    <w:bookmarkEnd w:id="56"/>
+    <w:bookmarkStart w:id="57" w:name="exr-count-examples"/>
     <w:p>
       <w:pPr>
         <w:pStyle w:val="FirstParagraph"/>
@@ -7790,8 +7778,8 @@
         <w:t xml:space="preserve">What are some examples of count variables?</w:t>
       </w:r>
     </w:p>
-    <w:bookmarkEnd w:id="59"/>
-    <w:bookmarkStart w:id="60" w:name="sol-count-examples"/>
+    <w:bookmarkEnd w:id="57"/>
+    <w:bookmarkStart w:id="58" w:name="sol-count-examples"/>
     <w:p>
       <w:pPr>
         <w:pStyle w:val="BodyText"/>
@@ -7882,8 +7870,8 @@
         <w:t xml:space="preserve">car accidents per 1,000 miles driven</w:t>
       </w:r>
     </w:p>
-    <w:bookmarkEnd w:id="60"/>
-    <w:bookmarkStart w:id="63" w:name="X6b0346f757a1c2a16c9954023d63d8ec54b03e4"/>
+    <w:bookmarkEnd w:id="58"/>
+    <w:bookmarkStart w:id="61" w:name="X6b0346f757a1c2a16c9954023d63d8ec54b03e4"/>
     <w:p>
       <w:pPr>
         <w:pStyle w:val="Heading4"/>
@@ -7908,7 +7896,7 @@
           <w:numId w:val="1006"/>
         </w:numPr>
       </w:pPr>
-      <w:hyperlink r:id="rId61">
+      <w:hyperlink r:id="rId59">
         <w:r>
           <w:rPr>
             <w:rStyle w:val="Hyperlink"/>
@@ -7925,7 +7913,7 @@
           <w:numId w:val="1006"/>
         </w:numPr>
       </w:pPr>
-      <w:hyperlink r:id="rId62">
+      <w:hyperlink r:id="rId60">
         <w:r>
           <w:rPr>
             <w:rStyle w:val="Hyperlink"/>
@@ -7934,10 +7922,10 @@
         </w:r>
       </w:hyperlink>
     </w:p>
+    <w:bookmarkEnd w:id="61"/>
+    <w:bookmarkEnd w:id="62"/>
     <w:bookmarkEnd w:id="63"/>
-    <w:bookmarkEnd w:id="64"/>
-    <w:bookmarkEnd w:id="65"/>
-    <w:bookmarkStart w:id="69" w:name="references"/>
+    <w:bookmarkStart w:id="67" w:name="references"/>
     <w:p>
       <w:pPr>
         <w:pStyle w:val="Heading2"/>
@@ -7946,8 +7934,8 @@
         <w:t xml:space="preserve">References</w:t>
       </w:r>
     </w:p>
-    <w:bookmarkStart w:id="68" w:name="refs"/>
-    <w:bookmarkStart w:id="67" w:name="ref-dobson4e"/>
+    <w:bookmarkStart w:id="66" w:name="refs"/>
+    <w:bookmarkStart w:id="65" w:name="ref-dobson4e"/>
     <w:p>
       <w:pPr>
         <w:pStyle w:val="Bibliography"/>
@@ -7971,7 +7959,7 @@
       <w:r>
         <w:t xml:space="preserve"> </w:t>
       </w:r>
-      <w:hyperlink r:id="rId66">
+      <w:hyperlink r:id="rId64">
         <w:r>
           <w:rPr>
             <w:rStyle w:val="Hyperlink"/>
@@ -7983,9 +7971,9 @@
         <w:t xml:space="preserve">.</w:t>
       </w:r>
     </w:p>
+    <w:bookmarkEnd w:id="65"/>
+    <w:bookmarkEnd w:id="66"/>
     <w:bookmarkEnd w:id="67"/>
-    <w:bookmarkEnd w:id="68"/>
-    <w:bookmarkEnd w:id="69"/>
     <w:sectPr>
       <w:footnotePr>
         <w:numRestart w:val="eachSect"/>
